--- a/ForeSITE_Alerting_Report_User_Manual.docx
+++ b/ForeSITE_Alerting_Report_User_Manual.docx
@@ -127,6 +127,480 @@
     <w:p>
       <w:pPr>
         <w:pStyle w:val="ListNumber"/>
+      </w:pPr>
+      <w:r>
+        <w:t xml:space="preserve">Setup the configuration file on your folder </w:t>
+      </w:r>
+      <w:proofErr w:type="spellStart"/>
+      <w:r>
+        <w:t>ForeSITETestApp</w:t>
+      </w:r>
+      <w:proofErr w:type="spellEnd"/>
+      <w:r>
+        <w:t>/Server/</w:t>
+      </w:r>
+      <w:proofErr w:type="spellStart"/>
+      <w:r>
+        <w:t>config.json</w:t>
+      </w:r>
+      <w:proofErr w:type="spellEnd"/>
+    </w:p>
+    <w:p>
+      <w:pPr>
+        <w:pStyle w:val="ListNumber"/>
+        <w:numPr>
+          <w:ilvl w:val="0"/>
+          <w:numId w:val="0"/>
+        </w:numPr>
+        <w:ind w:left="360"/>
+      </w:pPr>
+      <w:r>
+        <w:t xml:space="preserve">In this file, we need to indicate the python </w:t>
+      </w:r>
+      <w:proofErr w:type="spellStart"/>
+      <w:r>
+        <w:t>epySurv</w:t>
+      </w:r>
+      <w:proofErr w:type="spellEnd"/>
+      <w:r>
+        <w:t xml:space="preserve"> folder, as this example:</w:t>
+      </w:r>
+    </w:p>
+    <w:p>
+      <w:pPr>
+        <w:pStyle w:val="ListNumber"/>
+        <w:numPr>
+          <w:ilvl w:val="0"/>
+          <w:numId w:val="0"/>
+        </w:numPr>
+        <w:ind w:left="360"/>
+      </w:pPr>
+    </w:p>
+    <w:p>
+      <w:pPr>
+        <w:pStyle w:val="ListNumber"/>
+        <w:numPr>
+          <w:ilvl w:val="0"/>
+          <w:numId w:val="0"/>
+        </w:numPr>
+        <w:ind w:left="360"/>
+      </w:pPr>
+      <w:r>
+        <w:t>{</w:t>
+      </w:r>
+    </w:p>
+    <w:p>
+      <w:pPr>
+        <w:pStyle w:val="ListNumber"/>
+        <w:numPr>
+          <w:ilvl w:val="0"/>
+          <w:numId w:val="0"/>
+        </w:numPr>
+        <w:ind w:left="360"/>
+      </w:pPr>
+      <w:r>
+        <w:t xml:space="preserve">  "</w:t>
+      </w:r>
+      <w:proofErr w:type="spellStart"/>
+      <w:r>
+        <w:rPr>
+          <w:b/>
+          <w:bCs/>
+        </w:rPr>
+        <w:t>pythonPath</w:t>
+      </w:r>
+      <w:proofErr w:type="spellEnd"/>
+      <w:r>
+        <w:t>": "</w:t>
+      </w:r>
+      <w:r>
+        <w:rPr>
+          <w:highlight w:val="yellow"/>
+        </w:rPr>
+        <w:t>C:\\Users\\taohe\\miniconda3\\envs</w:t>
+      </w:r>
+      <w:r>
+        <w:t>\\epysurv-dev\\python.exe",</w:t>
+      </w:r>
+    </w:p>
+    <w:p>
+      <w:pPr>
+        <w:pStyle w:val="ListNumber"/>
+        <w:numPr>
+          <w:ilvl w:val="0"/>
+          <w:numId w:val="0"/>
+        </w:numPr>
+        <w:ind w:left="360"/>
+      </w:pPr>
+      <w:r>
+        <w:t xml:space="preserve">  "</w:t>
+      </w:r>
+      <w:proofErr w:type="spellStart"/>
+      <w:r>
+        <w:rPr>
+          <w:b/>
+          <w:bCs/>
+        </w:rPr>
+        <w:t>RPath</w:t>
+      </w:r>
+      <w:proofErr w:type="spellEnd"/>
+      <w:r>
+        <w:t>": "</w:t>
+      </w:r>
+      <w:r>
+        <w:rPr>
+          <w:highlight w:val="yellow"/>
+        </w:rPr>
+        <w:t>C:\\Users\\taohe\\miniconda3</w:t>
+      </w:r>
+      <w:r>
+        <w:t>\\envs\\epysurv-dev\\Lib\\R",</w:t>
+      </w:r>
+    </w:p>
+    <w:p>
+      <w:pPr>
+        <w:pStyle w:val="ListNumber"/>
+        <w:numPr>
+          <w:ilvl w:val="0"/>
+          <w:numId w:val="0"/>
+        </w:numPr>
+        <w:ind w:left="360"/>
+      </w:pPr>
+      <w:r>
+        <w:t xml:space="preserve">  "</w:t>
+      </w:r>
+      <w:proofErr w:type="spellStart"/>
+      <w:r>
+        <w:t>serverPath</w:t>
+      </w:r>
+      <w:proofErr w:type="spellEnd"/>
+      <w:r>
+        <w:t>": "epyflaServer.py",</w:t>
+      </w:r>
+    </w:p>
+    <w:p>
+      <w:pPr>
+        <w:pStyle w:val="ListNumber"/>
+        <w:numPr>
+          <w:ilvl w:val="0"/>
+          <w:numId w:val="0"/>
+        </w:numPr>
+        <w:ind w:left="360"/>
+      </w:pPr>
+      <w:r>
+        <w:lastRenderedPageBreak/>
+        <w:t xml:space="preserve">  "</w:t>
+      </w:r>
+      <w:proofErr w:type="spellStart"/>
+      <w:r>
+        <w:t>logPath</w:t>
+      </w:r>
+      <w:proofErr w:type="spellEnd"/>
+      <w:r>
+        <w:t>": "",</w:t>
+      </w:r>
+    </w:p>
+    <w:p>
+      <w:pPr>
+        <w:pStyle w:val="ListNumber"/>
+        <w:numPr>
+          <w:ilvl w:val="0"/>
+          <w:numId w:val="0"/>
+        </w:numPr>
+        <w:ind w:left="360"/>
+      </w:pPr>
+      <w:r>
+        <w:t xml:space="preserve">  "</w:t>
+      </w:r>
+      <w:proofErr w:type="spellStart"/>
+      <w:r>
+        <w:rPr>
+          <w:b/>
+          <w:bCs/>
+        </w:rPr>
+        <w:t>activateCommand</w:t>
+      </w:r>
+      <w:proofErr w:type="spellEnd"/>
+      <w:r>
+        <w:t>": "</w:t>
+      </w:r>
+      <w:r>
+        <w:rPr>
+          <w:highlight w:val="yellow"/>
+        </w:rPr>
+        <w:t>C:\\Users\\taohe\\miniconda3\\envs</w:t>
+      </w:r>
+      <w:r>
+        <w:t>\\epysurv-dev\\Scripts\\activate.bat",</w:t>
+      </w:r>
+    </w:p>
+    <w:p>
+      <w:pPr>
+        <w:pStyle w:val="ListNumber"/>
+        <w:numPr>
+          <w:ilvl w:val="0"/>
+          <w:numId w:val="0"/>
+        </w:numPr>
+        <w:ind w:left="360"/>
+      </w:pPr>
+      <w:r>
+        <w:t xml:space="preserve">  "</w:t>
+      </w:r>
+      <w:proofErr w:type="spellStart"/>
+      <w:r>
+        <w:t>envName</w:t>
+      </w:r>
+      <w:proofErr w:type="spellEnd"/>
+      <w:r>
+        <w:t>": "</w:t>
+      </w:r>
+      <w:proofErr w:type="spellStart"/>
+      <w:r>
+        <w:t>epysurv</w:t>
+      </w:r>
+      <w:proofErr w:type="spellEnd"/>
+      <w:r>
+        <w:t>-dev",</w:t>
+      </w:r>
+    </w:p>
+    <w:p>
+      <w:pPr>
+        <w:pStyle w:val="ListNumber"/>
+        <w:numPr>
+          <w:ilvl w:val="0"/>
+          <w:numId w:val="0"/>
+        </w:numPr>
+        <w:ind w:left="360"/>
+      </w:pPr>
+      <w:r>
+        <w:t xml:space="preserve">  "host": "smtp.gmail.com",</w:t>
+      </w:r>
+    </w:p>
+    <w:p>
+      <w:pPr>
+        <w:pStyle w:val="ListNumber"/>
+        <w:numPr>
+          <w:ilvl w:val="0"/>
+          <w:numId w:val="0"/>
+        </w:numPr>
+        <w:ind w:left="360"/>
+      </w:pPr>
+      <w:r>
+        <w:t xml:space="preserve">  "port": 587,</w:t>
+      </w:r>
+    </w:p>
+    <w:p>
+      <w:pPr>
+        <w:pStyle w:val="ListNumber"/>
+        <w:numPr>
+          <w:ilvl w:val="0"/>
+          <w:numId w:val="0"/>
+        </w:numPr>
+        <w:ind w:left="360"/>
+      </w:pPr>
+      <w:r>
+        <w:t xml:space="preserve">  "</w:t>
+      </w:r>
+      <w:proofErr w:type="spellStart"/>
+      <w:r>
+        <w:t>enableSsl</w:t>
+      </w:r>
+      <w:proofErr w:type="spellEnd"/>
+      <w:r>
+        <w:t>": true,</w:t>
+      </w:r>
+    </w:p>
+    <w:p>
+      <w:pPr>
+        <w:pStyle w:val="ListNumber"/>
+        <w:numPr>
+          <w:ilvl w:val="0"/>
+          <w:numId w:val="0"/>
+        </w:numPr>
+        <w:ind w:left="360"/>
+      </w:pPr>
+      <w:r>
+        <w:t xml:space="preserve">  "username": </w:t>
+      </w:r>
+      <w:r>
+        <w:rPr>
+          <w:highlight w:val="yellow"/>
+        </w:rPr>
+        <w:t xml:space="preserve">"&lt;your </w:t>
+      </w:r>
+      <w:proofErr w:type="spellStart"/>
+      <w:r>
+        <w:rPr>
+          <w:highlight w:val="yellow"/>
+        </w:rPr>
+        <w:t>gmail</w:t>
+      </w:r>
+      <w:proofErr w:type="spellEnd"/>
+      <w:r>
+        <w:rPr>
+          <w:highlight w:val="yellow"/>
+        </w:rPr>
+        <w:t xml:space="preserve"> address&gt;",</w:t>
+      </w:r>
+    </w:p>
+    <w:p>
+      <w:pPr>
+        <w:pStyle w:val="ListNumber"/>
+        <w:numPr>
+          <w:ilvl w:val="0"/>
+          <w:numId w:val="0"/>
+        </w:numPr>
+        <w:ind w:left="360"/>
+      </w:pPr>
+      <w:r>
+        <w:t xml:space="preserve">  "password": </w:t>
+      </w:r>
+      <w:r>
+        <w:rPr>
+          <w:b/>
+          <w:bCs/>
+          <w:highlight w:val="yellow"/>
+        </w:rPr>
+        <w:t>"&lt;</w:t>
+      </w:r>
+      <w:proofErr w:type="spellStart"/>
+      <w:r>
+        <w:rPr>
+          <w:b/>
+          <w:bCs/>
+          <w:highlight w:val="yellow"/>
+        </w:rPr>
+        <w:t>ypur</w:t>
+      </w:r>
+      <w:proofErr w:type="spellEnd"/>
+      <w:r>
+        <w:rPr>
+          <w:b/>
+          <w:bCs/>
+          <w:highlight w:val="yellow"/>
+        </w:rPr>
+        <w:t xml:space="preserve"> google app password&gt;</w:t>
+      </w:r>
+      <w:r>
+        <w:rPr>
+          <w:b/>
+          <w:bCs/>
+        </w:rPr>
+        <w:t>",</w:t>
+      </w:r>
+    </w:p>
+    <w:p>
+      <w:pPr>
+        <w:pStyle w:val="ListNumber"/>
+        <w:numPr>
+          <w:ilvl w:val="0"/>
+          <w:numId w:val="0"/>
+        </w:numPr>
+        <w:ind w:left="360"/>
+      </w:pPr>
+      <w:r>
+        <w:t xml:space="preserve">  "from": </w:t>
+      </w:r>
+      <w:r>
+        <w:rPr>
+          <w:highlight w:val="yellow"/>
+        </w:rPr>
+        <w:t xml:space="preserve">"&lt;your </w:t>
+      </w:r>
+      <w:proofErr w:type="spellStart"/>
+      <w:r>
+        <w:rPr>
+          <w:highlight w:val="yellow"/>
+        </w:rPr>
+        <w:t>gmail</w:t>
+      </w:r>
+      <w:proofErr w:type="spellEnd"/>
+      <w:r>
+        <w:rPr>
+          <w:highlight w:val="yellow"/>
+        </w:rPr>
+        <w:t xml:space="preserve"> address&gt;"</w:t>
+      </w:r>
+      <w:r>
+        <w:t>,</w:t>
+      </w:r>
+    </w:p>
+    <w:p>
+      <w:pPr>
+        <w:pStyle w:val="ListNumber"/>
+        <w:numPr>
+          <w:ilvl w:val="0"/>
+          <w:numId w:val="0"/>
+        </w:numPr>
+        <w:ind w:left="360"/>
+      </w:pPr>
+      <w:r>
+        <w:t xml:space="preserve">  "</w:t>
+      </w:r>
+      <w:proofErr w:type="spellStart"/>
+      <w:r>
+        <w:t>fromDisplay</w:t>
+      </w:r>
+      <w:proofErr w:type="spellEnd"/>
+      <w:r>
+        <w:t>": "</w:t>
+      </w:r>
+      <w:proofErr w:type="spellStart"/>
+      <w:r>
+        <w:t>ForeSITE</w:t>
+      </w:r>
+      <w:proofErr w:type="spellEnd"/>
+      <w:r>
+        <w:t xml:space="preserve"> Alerting Report"</w:t>
+      </w:r>
+    </w:p>
+    <w:p>
+      <w:pPr>
+        <w:pStyle w:val="ListNumber"/>
+        <w:numPr>
+          <w:ilvl w:val="0"/>
+          <w:numId w:val="0"/>
+        </w:numPr>
+        <w:ind w:left="360"/>
+      </w:pPr>
+      <w:r>
+        <w:t>}</w:t>
+      </w:r>
+    </w:p>
+    <w:p>
+      <w:pPr>
+        <w:pStyle w:val="ListNumber"/>
+        <w:numPr>
+          <w:ilvl w:val="0"/>
+          <w:numId w:val="0"/>
+        </w:numPr>
+        <w:ind w:left="360"/>
+      </w:pPr>
+    </w:p>
+    <w:p>
+      <w:pPr>
+        <w:pStyle w:val="ListNumber"/>
+        <w:numPr>
+          <w:ilvl w:val="0"/>
+          <w:numId w:val="0"/>
+        </w:numPr>
+        <w:ind w:left="360"/>
+      </w:pPr>
+      <w:r>
+        <w:t xml:space="preserve">Change the Yellow-marked paths to indicate your environment, and also setup your </w:t>
+      </w:r>
+      <w:proofErr w:type="spellStart"/>
+      <w:r>
+        <w:t>gmail</w:t>
+      </w:r>
+      <w:proofErr w:type="spellEnd"/>
+      <w:r>
+        <w:t xml:space="preserve"> address and your google app password</w:t>
+      </w:r>
+    </w:p>
+    <w:p>
+      <w:pPr>
+        <w:pStyle w:val="ListNumber"/>
         <w:numPr>
           <w:ilvl w:val="0"/>
           <w:numId w:val="0"/>
@@ -175,7 +649,6 @@
         <w:pStyle w:val="ListNumber"/>
       </w:pPr>
       <w:r>
-        <w:lastRenderedPageBreak/>
         <w:t>WPF Setup: Open ForeSITETestApp.sln in Visual Studio 2022 and restore NuGet packages.</w:t>
       </w:r>
     </w:p>
@@ -244,6 +717,7 @@
         <w:pStyle w:val="ListBullet"/>
       </w:pPr>
       <w:r>
+        <w:lastRenderedPageBreak/>
         <w:t xml:space="preserve">Generate PDF: Click </w:t>
       </w:r>
       <w:r>
@@ -358,7 +832,6 @@
         <w:pStyle w:val="Heading1"/>
       </w:pPr>
       <w:r>
-        <w:lastRenderedPageBreak/>
         <w:t>6. Troubleshooting</w:t>
       </w:r>
     </w:p>

--- a/ForeSITE_Alerting_Report_User_Manual.docx
+++ b/ForeSITE_Alerting_Report_User_Manual.docx
@@ -587,7 +587,15 @@
         <w:ind w:left="360"/>
       </w:pPr>
       <w:r>
-        <w:t xml:space="preserve">Change the Yellow-marked paths to indicate your environment, and also setup your </w:t>
+        <w:t xml:space="preserve">Change the Yellow-marked paths to indicate your environment, </w:t>
+      </w:r>
+      <w:proofErr w:type="gramStart"/>
+      <w:r>
+        <w:t>and also</w:t>
+      </w:r>
+      <w:proofErr w:type="gramEnd"/>
+      <w:r>
+        <w:t xml:space="preserve"> setup your </w:t>
       </w:r>
       <w:proofErr w:type="spellStart"/>
       <w:r>
@@ -607,6 +615,177 @@
         </w:numPr>
         <w:ind w:left="360"/>
       </w:pPr>
+    </w:p>
+    <w:p>
+      <w:pPr>
+        <w:pStyle w:val="ListNumber"/>
+        <w:numPr>
+          <w:ilvl w:val="0"/>
+          <w:numId w:val="0"/>
+        </w:numPr>
+        <w:ind w:left="360"/>
+      </w:pPr>
+      <w:r>
+        <w:t>Seach</w:t>
+      </w:r>
+      <w:r>
+        <w:t xml:space="preserve"> “Google app password”, you can see the link</w:t>
+      </w:r>
+      <w:r>
+        <w:t xml:space="preserve"> in google account help document</w:t>
+      </w:r>
+      <w:r>
+        <w:t>:</w:t>
+      </w:r>
+    </w:p>
+    <w:p>
+      <w:pPr>
+        <w:pStyle w:val="ListNumber"/>
+        <w:numPr>
+          <w:ilvl w:val="0"/>
+          <w:numId w:val="0"/>
+        </w:numPr>
+        <w:ind w:left="360"/>
+      </w:pPr>
+      <w:r>
+        <w:rPr>
+          <w:noProof/>
+        </w:rPr>
+        <w:drawing>
+          <wp:inline distT="0" distB="0" distL="0" distR="0" wp14:anchorId="67CADBB4" wp14:editId="32C201AA">
+            <wp:extent cx="4610100" cy="3560514"/>
+            <wp:effectExtent l="0" t="0" r="0" b="1905"/>
+            <wp:docPr id="1747642322" name="Picture 1" descr="Graphical user interface, text, application, email&#10;&#10;AI-generated content may be incorrect."/>
+            <wp:cNvGraphicFramePr>
+              <a:graphicFrameLocks xmlns:a="http://schemas.openxmlformats.org/drawingml/2006/main" noChangeAspect="1"/>
+            </wp:cNvGraphicFramePr>
+            <a:graphic xmlns:a="http://schemas.openxmlformats.org/drawingml/2006/main">
+              <a:graphicData uri="http://schemas.openxmlformats.org/drawingml/2006/picture">
+                <pic:pic xmlns:pic="http://schemas.openxmlformats.org/drawingml/2006/picture">
+                  <pic:nvPicPr>
+                    <pic:cNvPr id="1747642322" name="Picture 1" descr="Graphical user interface, text, application, email&#10;&#10;AI-generated content may be incorrect."/>
+                    <pic:cNvPicPr/>
+                  </pic:nvPicPr>
+                  <pic:blipFill>
+                    <a:blip r:embed="rId6">
+                      <a:extLst>
+                        <a:ext uri="{28A0092B-C50C-407E-A947-70E740481C1C}">
+                          <a14:useLocalDpi xmlns:a14="http://schemas.microsoft.com/office/drawing/2010/main" val="0"/>
+                        </a:ext>
+                      </a:extLst>
+                    </a:blip>
+                    <a:stretch>
+                      <a:fillRect/>
+                    </a:stretch>
+                  </pic:blipFill>
+                  <pic:spPr>
+                    <a:xfrm>
+                      <a:off x="0" y="0"/>
+                      <a:ext cx="4616231" cy="3565249"/>
+                    </a:xfrm>
+                    <a:prstGeom prst="rect">
+                      <a:avLst/>
+                    </a:prstGeom>
+                  </pic:spPr>
+                </pic:pic>
+              </a:graphicData>
+            </a:graphic>
+          </wp:inline>
+        </w:drawing>
+      </w:r>
+    </w:p>
+    <w:p>
+      <w:pPr>
+        <w:pStyle w:val="ListNumber"/>
+        <w:numPr>
+          <w:ilvl w:val="0"/>
+          <w:numId w:val="0"/>
+        </w:numPr>
+        <w:ind w:left="360"/>
+      </w:pPr>
+    </w:p>
+    <w:p>
+      <w:pPr>
+        <w:pStyle w:val="ListNumber"/>
+        <w:numPr>
+          <w:ilvl w:val="0"/>
+          <w:numId w:val="0"/>
+        </w:numPr>
+        <w:ind w:left="360"/>
+      </w:pPr>
+      <w:r>
+        <w:t xml:space="preserve">Click to create a google app password for your own google email address </w:t>
+      </w:r>
+      <w:r>
+        <w:t>by login and then you can create it:</w:t>
+      </w:r>
+    </w:p>
+    <w:p>
+      <w:pPr>
+        <w:pStyle w:val="ListNumber"/>
+        <w:numPr>
+          <w:ilvl w:val="0"/>
+          <w:numId w:val="0"/>
+        </w:numPr>
+        <w:ind w:left="360"/>
+      </w:pPr>
+    </w:p>
+    <w:p>
+      <w:pPr>
+        <w:pStyle w:val="ListNumber"/>
+        <w:numPr>
+          <w:ilvl w:val="0"/>
+          <w:numId w:val="0"/>
+        </w:numPr>
+        <w:ind w:left="360"/>
+      </w:pPr>
+      <w:r>
+        <w:rPr>
+          <w:noProof/>
+        </w:rPr>
+        <w:lastRenderedPageBreak/>
+        <w:drawing>
+          <wp:inline distT="0" distB="0" distL="0" distR="0" wp14:anchorId="48A9C25D" wp14:editId="794CCE23">
+            <wp:extent cx="4678680" cy="3191100"/>
+            <wp:effectExtent l="0" t="0" r="7620" b="9525"/>
+            <wp:docPr id="1182316499" name="Picture 2"/>
+            <wp:cNvGraphicFramePr>
+              <a:graphicFrameLocks xmlns:a="http://schemas.openxmlformats.org/drawingml/2006/main" noChangeAspect="1"/>
+            </wp:cNvGraphicFramePr>
+            <a:graphic xmlns:a="http://schemas.openxmlformats.org/drawingml/2006/main">
+              <a:graphicData uri="http://schemas.openxmlformats.org/drawingml/2006/picture">
+                <pic:pic xmlns:pic="http://schemas.openxmlformats.org/drawingml/2006/picture">
+                  <pic:nvPicPr>
+                    <pic:cNvPr id="1182316499" name="Picture 1182316499"/>
+                    <pic:cNvPicPr/>
+                  </pic:nvPicPr>
+                  <pic:blipFill>
+                    <a:blip r:embed="rId7" cstate="print">
+                      <a:extLst>
+                        <a:ext uri="{28A0092B-C50C-407E-A947-70E740481C1C}">
+                          <a14:useLocalDpi xmlns:a14="http://schemas.microsoft.com/office/drawing/2010/main" val="0"/>
+                        </a:ext>
+                      </a:extLst>
+                    </a:blip>
+                    <a:stretch>
+                      <a:fillRect/>
+                    </a:stretch>
+                  </pic:blipFill>
+                  <pic:spPr>
+                    <a:xfrm>
+                      <a:off x="0" y="0"/>
+                      <a:ext cx="4685107" cy="3195483"/>
+                    </a:xfrm>
+                    <a:prstGeom prst="rect">
+                      <a:avLst/>
+                    </a:prstGeom>
+                  </pic:spPr>
+                </pic:pic>
+              </a:graphicData>
+            </a:graphic>
+          </wp:inline>
+        </w:drawing>
+      </w:r>
     </w:p>
     <w:p>
       <w:pPr>
@@ -717,7 +896,6 @@
         <w:pStyle w:val="ListBullet"/>
       </w:pPr>
       <w:r>
-        <w:lastRenderedPageBreak/>
         <w:t xml:space="preserve">Generate PDF: Click </w:t>
       </w:r>
       <w:r>
@@ -736,6 +914,7 @@
         <w:pStyle w:val="Heading2"/>
       </w:pPr>
       <w:r>
+        <w:lastRenderedPageBreak/>
         <w:t>4.2 Data Source Management</w:t>
       </w:r>
     </w:p>
@@ -801,7 +980,15 @@
         <w:pStyle w:val="ListNumber"/>
       </w:pPr>
       <w:r>
-        <w:t>Enable the 'Abnormal Report Only' setting if you wish to receive notifications only when data exceeds set thresholds within the last three units of time.</w:t>
+        <w:t xml:space="preserve">Enable the 'Abnormal Report Only' setting if you wish to receive notifications only when data exceeds set </w:t>
+      </w:r>
+      <w:proofErr w:type="gramStart"/>
+      <w:r>
+        <w:t>thresholds</w:t>
+      </w:r>
+      <w:proofErr w:type="gramEnd"/>
+      <w:r>
+        <w:t xml:space="preserve"> within the last three units of time.</w:t>
       </w:r>
     </w:p>
     <w:p>
@@ -824,7 +1011,15 @@
         <w:t>Jupyter-like</w:t>
       </w:r>
       <w:r>
-        <w:t xml:space="preserve"> notebook window. This allows for runtime analysis using Python and R code cells. Users can dynamically add, execute, and save analysis cells to perform exploratory data analysis directly on surveillance datasets.</w:t>
+        <w:t xml:space="preserve"> notebook window. This allows for runtime analysis using Python and R code cells. Users can dynamically add, execute, and save analysis cells to perform </w:t>
+      </w:r>
+      <w:proofErr w:type="gramStart"/>
+      <w:r>
+        <w:t>exploratory</w:t>
+      </w:r>
+      <w:proofErr w:type="gramEnd"/>
+      <w:r>
+        <w:t xml:space="preserve"> data analysis directly on surveillance datasets.</w:t>
       </w:r>
     </w:p>
     <w:p>
@@ -26504,4 +26699,10 @@
     </a:ext>
   </a:extLst>
 </a:theme>
+</file>
+
+<file path=docMetadata/LabelInfo.xml><?xml version="1.0" encoding="utf-8"?>
+<clbl:labelList xmlns:clbl="http://schemas.microsoft.com/office/2020/mipLabelMetadata">
+  <clbl:label id="{e95f1b23-abaf-45ee-821d-b7ab251ab3bf}" enabled="0" method="" siteId="{e95f1b23-abaf-45ee-821d-b7ab251ab3bf}" removed="1"/>
+</clbl:labelList>
 </file>